--- a/QED Course/Lesson 07 Maxwell Equations.docx
+++ b/QED Course/Lesson 07 Maxwell Equations.docx
@@ -71,7 +71,7 @@
     </w:p>
     <w:p>
       <w:r>
-        <w:t>The treatment assumes SI-like structure with the vacuum permittivity and permeability set to convenient values, then moves to the Heaviside Lorentz units used in the rest of the course, in which the equations take their cleanest form and the fine structure constant is α = e²/4π. Expect six to eight focused hours; the algebra is straightforward, and the payoff is the wave equation and its speed.</w:t>
+        <w:t>The treatment assumes SI-like structure with the vacuum permittivity and permeability set to convenient values, then moves to the Heaviside–Lorentz units used in the rest of the course, in which the equations take their cleanest form and the fine structure constant is α = e²/4π. Expect six to eight focused hours; the algebra is straightforward, and the payoff is the wave equation and its speed.</w:t>
       </w:r>
     </w:p>
     <w:p>
@@ -143,7 +143,7 @@
         <w:pStyle w:val="ListBullet"/>
       </w:pPr>
       <w:r>
-        <w:t>Convert between SI and Heaviside Lorentz units and state Maxwell's equations in the units used in the rest of the course.</w:t>
+        <w:t>Convert between SI and Heaviside–Lorentz units and state Maxwell's equations in the units used in the rest of the course.</w:t>
       </w:r>
     </w:p>
     <w:p>
@@ -523,7 +523,7 @@
           </w:tcPr>
           <w:p>
             <w:r>
-              <w:t>Heaviside Lorentz units</w:t>
+              <w:t>Heaviside–Lorentz units</w:t>
             </w:r>
           </w:p>
         </w:tc>
@@ -809,7 +809,7 @@
         <w:pStyle w:val="Heading3"/>
       </w:pPr>
       <w:r>
-        <w:t>2.2 The Biot Savart law</w:t>
+        <w:t>2.2 The Biot–Savart law</w:t>
       </w:r>
     </w:p>
     <w:p>
@@ -2317,29 +2317,34 @@
           <m:r>
             <m:t xml:space="preserve">,</m:t>
           </m:r>
-          <m:r>
-            <m:t xml:space="preserve">|</m:t>
-          </m:r>
-          <m:r>
-            <m:t xml:space="preserve">B</m:t>
-          </m:r>
-          <m:r>
-            <m:t xml:space="preserve">|</m:t>
-          </m:r>
+          <m:d>
+            <m:dPr>
+              <m:begChr m:val="|"/>
+              <m:endChr m:val="|"/>
+            </m:dPr>
+            <m:e>
+              <m:r>
+                <m:t xml:space="preserve">B</m:t>
+              </m:r>
+            </m:e>
+          </m:d>
           <m:r>
             <m:t xml:space="preserve">=</m:t>
           </m:r>
-          <m:r>
-            <m:t xml:space="preserve">|</m:t>
-          </m:r>
-          <m:r>
-            <m:t xml:space="preserve">E</m:t>
-          </m:r>
-          <m:r>
-            <m:t xml:space="preserve">|</m:t>
-          </m:r>
           <m:f>
-            <m:num/>
+            <m:num>
+              <m:d>
+                <m:dPr>
+                  <m:begChr m:val="|"/>
+                  <m:endChr m:val="|"/>
+                </m:dPr>
+                <m:e>
+                  <m:r>
+                    <m:t xml:space="preserve">E</m:t>
+                  </m:r>
+                </m:e>
+              </m:d>
+            </m:num>
             <m:den>
               <m:r>
                 <m:t xml:space="preserve">c</m:t>
@@ -2651,7 +2656,7 @@
         <w:pStyle w:val="Heading2"/>
       </w:pPr>
       <w:r>
-        <w:t>7 Heaviside Lorentz units</w:t>
+        <w:t>7 Heaviside–Lorentz units</w:t>
       </w:r>
     </w:p>
     <w:p>
@@ -2664,7 +2669,7 @@
     </w:p>
     <w:p>
       <w:r>
-        <w:t>The factors of 4π and ε₀ scattered through the SI equations are conventions, not physics. From this point in the course, following the convention set in Lesson 3, the Maxwell equations are written in Heaviside Lorentz units, in which ε₀ = μ₀ = 1 and c = 1.</w:t>
+        <w:t>The factors of 4π and ε₀ scattered through the SI equations are conventions, not physics. From this point in the course, following the convention set in Lesson 3, the Maxwell equations are written in Heaviside–Lorentz units, in which ε₀ = μ₀ = 1 and c = 1.</w:t>
       </w:r>
     </w:p>
     <w:p>
@@ -2845,7 +2850,7 @@
     </w:p>
     <w:p>
       <w:r>
-        <w:t>Quantum electrodynamics is built from the Lagrangian of Lesson 41, in which the field tensor appears as −¼F_μνF^μν with no additional constants. Heaviside Lorentz units are the choice that makes this term, and the coupling term −eψ̄γ^μψA_μ, free of extra factors of 4π or ε₀; those factors reappear only in the single combination α when a cross section is finally converted to a number. Every equation from Lesson 37 onward assumes this convention.</w:t>
+        <w:t>Quantum electrodynamics is built from the Lagrangian of Lesson 41, in which the field tensor appears as −¼F_μνF^μν with no additional constants. Heaviside–Lorentz units are the choice that makes this term, and the coupling term −eψ̄γ^μψA_μ, free of extra factors of 4π or ε₀; those factors reappear only in the single combination α when a cross section is finally converted to a number. Every equation from Lesson 37 onward assumes this convention.</w:t>
       </w:r>
     </w:p>
     <w:p>
@@ -2859,7 +2864,7 @@
     </w:p>
     <w:p>
       <w:r>
-        <w:t>Rewrite Coulomb's law and the Bohr radius result of Lesson 3 in Heaviside Lorentz units. The potential energy between two charges is V(r) = e²/(4πr) = α/r, using e² = 4πα. The Bohr radius, ℏ²/(m e²/4πε₀) in SI form, becomes 1/(αm) in natural Heaviside Lorentz units, exactly the result quoted in Lesson 3 without any leftover 4πε₀.</w:t>
+        <w:t>Rewrite Coulomb's law and the Bohr radius result of Lesson 3 in Heaviside–Lorentz units. The potential energy between two charges is V(r) = e²/(4πr) = α/r, using e² = 4πα. The Bohr radius, ℏ²/(m e²/4πε₀) in SI form, becomes 1/(αm) in natural Heaviside–Lorentz units, exactly the result quoted in Lesson 3 without any leftover 4πε₀.</w:t>
       </w:r>
     </w:p>
     <w:p>
@@ -3368,7 +3373,7 @@
         </w:numPr>
       </w:pPr>
       <w:r>
-        <w:t>Heaviside Lorentz units set ε₀ = μ₀ = c = 1 and place all remaining constants into α = e²/4π ≈ 1/137, the convention used from here on.</w:t>
+        <w:t>Heaviside–Lorentz units set ε₀ = μ₀ = c = 1 and place all remaining constants into α = e²/4π ≈ 1/137, the convention used from here on.</w:t>
       </w:r>
     </w:p>
     <w:p>
@@ -3877,7 +3882,7 @@
           </w:tcPr>
           <w:p>
             <w:r>
-              <w:t>Rewrite Gauss's law and the Ampere Maxwell law in Heaviside Lorentz units and verify that setting j = 0, ρ = 0 still gives waves with speed 1.</w:t>
+              <w:t>Rewrite Gauss's law and the Ampere Maxwell law in Heaviside–Lorentz units and verify that setting j = 0, ρ = 0 still gives waves with speed 1.</w:t>
             </w:r>
           </w:p>
         </w:tc>
@@ -3913,7 +3918,7 @@
           </w:tcPr>
           <w:p>
             <w:r>
-              <w:t>Express the classical electron radius r_e = e²/(4πε₀ m c²) in Heaviside Lorentz and natural units, and check it against Worked example 5 of Lesson 3.</w:t>
+              <w:t>Express the classical electron radius r_e = e²/(4πε₀ m c²) in Heaviside–Lorentz and natural units, and check it against Worked example 5 of Lesson 3.</w:t>
             </w:r>
           </w:p>
         </w:tc>
@@ -4218,7 +4223,7 @@
         <w:t xml:space="preserve"> </w:t>
       </w:r>
       <w:r>
-        <w:t>r_e = e²/(4πε₀mc²) in SI becomes α/m in Heaviside Lorentz natural units, since e²/4π = α and c = 1. This matches 2.82 fm found in Worked example 5 of Lesson 3.</w:t>
+        <w:t>r_e = e²/(4πε₀mc²) in SI becomes α/m in Heaviside–Lorentz natural units, since e²/4π = α and c = 1. This matches 2.82 fm found in Worked example 5 of Lesson 3.</w:t>
       </w:r>
     </w:p>
     <w:p>
@@ -4332,7 +4337,7 @@
         <w:pStyle w:val="ListBullet"/>
       </w:pPr>
       <w:r>
-        <w:t>I can convert a formula between SI units and Heaviside Lorentz natural units using α = e²/4π.</w:t>
+        <w:t>I can convert a formula between SI units and Heaviside–Lorentz natural units using α = e²/4π.</w:t>
       </w:r>
     </w:p>
     <w:p>
